--- a/docs/datasheet/AstraPIO_Datasheet_ABI5_Rev1.1_FR.docx
+++ b/docs/datasheet/AstraPIO_Datasheet_ABI5_Rev1.1_FR.docx
@@ -1330,7 +1330,7 @@
                 <w:color w:val="000000"/>
                 <w:sz w:val="20"/>
               </w:rPr>
-              <w:t>Connexion à un microcontrôleur et mise à jour atomique</w:t>
+              <w:t>Connexion à l’hôte et service des deux blocs</w:t>
             </w:r>
           </w:p>
         </w:tc>
@@ -13493,7 +13493,7 @@
           <w:b w:val="0"/>
           <w:sz w:val="19"/>
         </w:rPr>
-        <w:t>Aux adresses 0x05, 0x0C, 0x0D et 0x0E, seules les valeurs 0 et 1 sont acceptées. Les écritures sur les registres R sont rejetées par HOST_ERROR. RUN n’effectue pas de restart implicite ; HALT et STOP conservent les sorties.</w:t>
+        <w:t>Aux adresses 0x05, 0x0C, 0x0D et 0x0E, seules les valeurs 0 et 1 sont acceptées. Les écritures sur les registres R sont rejetées par HOST_ERROR. RUN n’effectue pas de restart implicite ; HALT et RUN=0 conservent les sorties.</w:t>
       </w:r>
     </w:p>
     <w:p>
@@ -26001,7 +26001,7 @@
     <w:p>
       <w:pPr/>
       <w:r>
-        <w:t>Le contrat SPI permet un hôte disposant d’un contrôleur maître, tel qu’un LPC546xx. Le pilote laisse à l’application le choix du contrôleur, du DMA, de la tâche de service et de la gestion électrique.</w:t>
+        <w:t>Un hôte équipé d’un contrôleur SPI maître peut configurer les deux blocs. Le transport doit respecter les contraintes de la section 9 ; le logiciel hôte assure le service des données et des interruptions.</w:t>
       </w:r>
     </w:p>
     <w:p>
@@ -26128,7 +26128,7 @@
                 <w:color w:val="000000"/>
                 <w:sz w:val="18"/>
               </w:rPr>
-              <w:t>Configure et vérifie les paramètres au démarrage</w:t>
+              <w:t>Charge le programme et affecte les broches au PIO</w:t>
             </w:r>
           </w:p>
         </w:tc>
@@ -26160,7 +26160,7 @@
                 <w:color w:val="000000"/>
                 <w:sz w:val="18"/>
               </w:rPr>
-              <w:t>Échantillonne DIN et cadence DOUT dans le domaine CLK</w:t>
+              <w:t>Exécute le programme et cadence les transitions GPIO</w:t>
             </w:r>
           </w:p>
         </w:tc>
@@ -26197,7 +26197,7 @@
                 <w:color w:val="000000"/>
                 <w:sz w:val="18"/>
               </w:rPr>
-              <w:t>Prépare les valeurs de remplacement selon l’application</w:t>
+              <w:t>Alimente TX et lit RX selon les niveaux des FIFO</w:t>
             </w:r>
           </w:p>
         </w:tc>
@@ -26229,7 +26229,7 @@
                 <w:color w:val="000000"/>
                 <w:sz w:val="18"/>
               </w:rPr>
-              <w:t>Conserve une valeur active et une valeur en attente</w:t>
+              <w:t>Stocke deux octets par FIFO ; bloque PULL ou PUSH si nécessaire</w:t>
             </w:r>
           </w:p>
         </w:tc>
@@ -26266,7 +26266,7 @@
                 <w:color w:val="000000"/>
                 <w:sz w:val="18"/>
               </w:rPr>
-              <w:t>Lit le préfixe reçu et l’acquitte après traitement</w:t>
+              <w:t>Signale les événements et traite les sources IRQ</w:t>
             </w:r>
           </w:p>
         </w:tc>
@@ -26298,7 +26298,7 @@
                 <w:color w:val="000000"/>
                 <w:sz w:val="18"/>
               </w:rPr>
-              <w:t>Gèle RX24 et lève IRQ jusqu’à acquittement</w:t>
+              <w:t>Attend EVENT avec AWAIT ; signale données et erreurs par IRQ</w:t>
             </w:r>
           </w:p>
         </w:tc>
@@ -26335,7 +26335,7 @@
                 <w:color w:val="000000"/>
                 <w:sz w:val="18"/>
               </w:rPr>
-              <w:t>Traite erreurs, dépassements et besoins de l’application</w:t>
+              <w:t>Configure le moteur temporel, lit ses captures et prépare ses valeurs TX</w:t>
             </w:r>
           </w:p>
         </w:tc>
@@ -26367,7 +26367,7 @@
                 <w:color w:val="000000"/>
                 <w:sz w:val="18"/>
               </w:rPr>
-              <w:t>Exécute le programme PIO indépendamment du moteur temporel</w:t>
+              <w:t>Capture et régénère le flux ; applique le remplacement atomique indépendamment du PIO</w:t>
             </w:r>
           </w:p>
         </w:tc>
@@ -26394,7 +26394,7 @@
         <w:rPr>
           <w:color w:val="000000"/>
         </w:rPr>
-        <w:t>Cycle de vie d’une mise à jour</w:t>
+        <w:t>Mise à jour du moteur temporel</w:t>
       </w:r>
     </w:p>
     <w:p>
